--- a/高中数学/高中数学同步/人教B版选必1（下）·封面.docx
+++ b/高中数学/高中数学同步/人教B版选必1（下）·封面.docx
@@ -40,7 +40,7 @@
     </w:p>
     <w:p>
       <w:pPr>
-        <w:spacing w:before="0" w:after="480" w:line="300" w:lineRule="auto"/>
+        <w:spacing w:before="0" w:after="0" w:line="300" w:lineRule="auto"/>
         <w:jc w:val="center"/>
       </w:pPr>
       <w:r>
@@ -60,7 +60,7 @@
     </w:p>
     <w:p>
       <w:pPr>
-        <w:spacing w:before="0" w:after="320" w:line="300" w:lineRule="auto"/>
+        <w:spacing w:before="0" w:after="0" w:line="300" w:lineRule="auto"/>
         <w:jc w:val="center"/>
       </w:pPr>
       <w:r>
@@ -74,7 +74,7 @@
     </w:p>
     <w:p>
       <w:pPr>
-        <w:spacing w:before="0" w:after="720" w:line="300" w:lineRule="auto"/>
+        <w:spacing w:before="0" w:after="0" w:line="300" w:lineRule="auto"/>
         <w:jc w:val="center"/>
       </w:pPr>
       <w:r>
@@ -100,7 +100,7 @@
     </w:p>
     <w:p>
       <w:pPr>
-        <w:spacing w:before="0" w:after="1200" w:line="300" w:lineRule="auto"/>
+        <w:spacing w:before="0" w:after="0" w:line="300" w:lineRule="auto"/>
         <w:jc w:val="center"/>
       </w:pPr>
       <w:r>
@@ -138,7 +138,7 @@
     </w:p>
     <w:p>
       <w:pPr>
-        <w:spacing w:before="0" w:after="160" w:line="300" w:lineRule="auto"/>
+        <w:spacing w:before="0" w:after="0" w:line="300" w:lineRule="auto"/>
         <w:jc w:val="center"/>
       </w:pPr>
       <w:r>
@@ -382,15 +382,14 @@
   <w:docDefaults>
     <w:rPrDefault>
       <w:rPr>
-        <w:rFonts w:asciiTheme="minorHAnsi" w:eastAsiaTheme="minorEastAsia" w:hAnsiTheme="minorHAnsi" w:cstheme="minorBidi"/>
-        <w:sz w:val="22"/>
-        <w:szCs w:val="22"/>
-        <w:lang w:val="en-US" w:eastAsia="en-US" w:bidi="ar-SA"/>
+        <w:rFonts w:ascii="Times New Roman" w:hAnsi="Times New Roman" w:eastAsia="宋体" w:cs="Times New Roman"/>
+        <w:sz w:val="21"/>
+        <w:szCs w:val="21"/>
       </w:rPr>
     </w:rPrDefault>
     <w:pPrDefault>
       <w:pPr>
-        <w:spacing w:after="200" w:line="276" w:lineRule="auto"/>
+        <w:spacing w:before="0" w:after="0" w:line="300" w:lineRule="auto"/>
       </w:pPr>
     </w:pPrDefault>
   </w:docDefaults>

--- a/高中数学/高中数学同步/人教B版选必1（下）·封面.docx
+++ b/高中数学/高中数学同步/人教B版选必1（下）·封面.docx
@@ -41,7 +41,7 @@
     <w:p>
       <w:pPr>
         <w:spacing w:before="0" w:after="0" w:line="300" w:lineRule="auto"/>
-        <w:jc w:val="center"/>
+        <w:jc w:val="left"/>
       </w:pPr>
       <w:r>
         <w:rPr>
@@ -61,7 +61,7 @@
     <w:p>
       <w:pPr>
         <w:spacing w:before="0" w:after="0" w:line="300" w:lineRule="auto"/>
-        <w:jc w:val="center"/>
+        <w:jc w:val="left"/>
       </w:pPr>
       <w:r>
         <w:rPr>
@@ -75,7 +75,7 @@
     <w:p>
       <w:pPr>
         <w:spacing w:before="0" w:after="0" w:line="300" w:lineRule="auto"/>
-        <w:jc w:val="center"/>
+        <w:jc w:val="left"/>
       </w:pPr>
       <w:r>
         <w:rPr>
@@ -101,7 +101,7 @@
     <w:p>
       <w:pPr>
         <w:spacing w:before="0" w:after="0" w:line="300" w:lineRule="auto"/>
-        <w:jc w:val="center"/>
+        <w:jc w:val="left"/>
       </w:pPr>
       <w:r>
         <w:rPr>
@@ -139,7 +139,7 @@
     <w:p>
       <w:pPr>
         <w:spacing w:before="0" w:after="0" w:line="300" w:lineRule="auto"/>
-        <w:jc w:val="center"/>
+        <w:jc w:val="left"/>
       </w:pPr>
       <w:r>
         <w:rPr>
@@ -153,7 +153,7 @@
     <w:p>
       <w:pPr>
         <w:spacing w:before="0" w:after="0" w:line="300" w:lineRule="auto"/>
-        <w:jc w:val="center"/>
+        <w:jc w:val="left"/>
       </w:pPr>
       <w:r>
         <w:rPr>

--- a/高中数学/高中数学同步/人教B版选必1（下）·封面.docx
+++ b/高中数学/高中数学同步/人教B版选必1（下）·封面.docx
@@ -166,7 +166,7 @@
     </w:p>
     <w:sectPr>
       <w:pgSz w:w="11906" w:h="16838"/>
-      <w:pgMar w:top="850" w:right="850" w:bottom="850" w:left="850" w:header="720" w:footer="720" w:gutter="0"/>
+      <w:pgMar w:top="850" w:right="850" w:bottom="850" w:left="850" w:header="850" w:footer="850" w:gutter="0"/>
       <w:cols w:space="720"/>
       <w:docGrid w:linePitch="360"/>
     </w:sectPr>

--- a/高中数学/高中数学同步/人教B版选必1（下）·封面.docx
+++ b/高中数学/高中数学同步/人教B版选必1（下）·封面.docx
@@ -4,43 +4,43 @@
   <w:body>
     <w:p>
       <w:pPr>
-        <w:spacing w:before="0" w:after="0" w:line="300" w:lineRule="auto"/>
+        <w:spacing w:before="0" w:after="0" w:line="288" w:lineRule="auto"/>
         <w:jc w:val="left"/>
       </w:pPr>
     </w:p>
     <w:p>
       <w:pPr>
-        <w:spacing w:before="0" w:after="0" w:line="300" w:lineRule="auto"/>
+        <w:spacing w:before="0" w:after="0" w:line="288" w:lineRule="auto"/>
         <w:jc w:val="left"/>
       </w:pPr>
     </w:p>
     <w:p>
       <w:pPr>
-        <w:spacing w:before="0" w:after="0" w:line="300" w:lineRule="auto"/>
+        <w:spacing w:before="0" w:after="0" w:line="288" w:lineRule="auto"/>
         <w:jc w:val="left"/>
       </w:pPr>
     </w:p>
     <w:p>
       <w:pPr>
-        <w:spacing w:before="0" w:after="0" w:line="300" w:lineRule="auto"/>
+        <w:spacing w:before="0" w:after="0" w:line="288" w:lineRule="auto"/>
         <w:jc w:val="left"/>
       </w:pPr>
     </w:p>
     <w:p>
       <w:pPr>
-        <w:spacing w:before="0" w:after="0" w:line="300" w:lineRule="auto"/>
+        <w:spacing w:before="0" w:after="0" w:line="288" w:lineRule="auto"/>
         <w:jc w:val="left"/>
       </w:pPr>
     </w:p>
     <w:p>
       <w:pPr>
-        <w:spacing w:before="0" w:after="0" w:line="300" w:lineRule="auto"/>
+        <w:spacing w:before="0" w:after="0" w:line="288" w:lineRule="auto"/>
         <w:jc w:val="left"/>
       </w:pPr>
     </w:p>
     <w:p>
       <w:pPr>
-        <w:spacing w:before="0" w:after="0" w:line="300" w:lineRule="auto"/>
+        <w:spacing w:before="0" w:after="0" w:line="288" w:lineRule="auto"/>
         <w:jc w:val="left"/>
       </w:pPr>
       <w:r>
@@ -54,13 +54,13 @@
     </w:p>
     <w:p>
       <w:pPr>
-        <w:spacing w:before="0" w:after="0" w:line="300" w:lineRule="auto"/>
+        <w:spacing w:before="0" w:after="0" w:line="288" w:lineRule="auto"/>
         <w:jc w:val="left"/>
       </w:pPr>
     </w:p>
     <w:p>
       <w:pPr>
-        <w:spacing w:before="0" w:after="0" w:line="300" w:lineRule="auto"/>
+        <w:spacing w:before="0" w:after="0" w:line="288" w:lineRule="auto"/>
         <w:jc w:val="left"/>
       </w:pPr>
       <w:r>
@@ -74,7 +74,7 @@
     </w:p>
     <w:p>
       <w:pPr>
-        <w:spacing w:before="0" w:after="0" w:line="300" w:lineRule="auto"/>
+        <w:spacing w:before="0" w:after="0" w:line="288" w:lineRule="auto"/>
         <w:jc w:val="left"/>
       </w:pPr>
       <w:r>
@@ -88,19 +88,19 @@
     </w:p>
     <w:p>
       <w:pPr>
-        <w:spacing w:before="0" w:after="0" w:line="300" w:lineRule="auto"/>
+        <w:spacing w:before="0" w:after="0" w:line="288" w:lineRule="auto"/>
         <w:jc w:val="left"/>
       </w:pPr>
     </w:p>
     <w:p>
       <w:pPr>
-        <w:spacing w:before="0" w:after="0" w:line="300" w:lineRule="auto"/>
+        <w:spacing w:before="0" w:after="0" w:line="288" w:lineRule="auto"/>
         <w:jc w:val="left"/>
       </w:pPr>
     </w:p>
     <w:p>
       <w:pPr>
-        <w:spacing w:before="0" w:after="0" w:line="300" w:lineRule="auto"/>
+        <w:spacing w:before="0" w:after="0" w:line="288" w:lineRule="auto"/>
         <w:jc w:val="left"/>
       </w:pPr>
       <w:r>
@@ -114,31 +114,31 @@
     </w:p>
     <w:p>
       <w:pPr>
-        <w:spacing w:before="0" w:after="0" w:line="300" w:lineRule="auto"/>
+        <w:spacing w:before="0" w:after="0" w:line="288" w:lineRule="auto"/>
         <w:jc w:val="left"/>
       </w:pPr>
     </w:p>
     <w:p>
       <w:pPr>
-        <w:spacing w:before="0" w:after="0" w:line="300" w:lineRule="auto"/>
+        <w:spacing w:before="0" w:after="0" w:line="288" w:lineRule="auto"/>
         <w:jc w:val="left"/>
       </w:pPr>
     </w:p>
     <w:p>
       <w:pPr>
-        <w:spacing w:before="0" w:after="0" w:line="300" w:lineRule="auto"/>
+        <w:spacing w:before="0" w:after="0" w:line="288" w:lineRule="auto"/>
         <w:jc w:val="left"/>
       </w:pPr>
     </w:p>
     <w:p>
       <w:pPr>
-        <w:spacing w:before="0" w:after="0" w:line="300" w:lineRule="auto"/>
+        <w:spacing w:before="0" w:after="0" w:line="288" w:lineRule="auto"/>
         <w:jc w:val="left"/>
       </w:pPr>
     </w:p>
     <w:p>
       <w:pPr>
-        <w:spacing w:before="0" w:after="0" w:line="300" w:lineRule="auto"/>
+        <w:spacing w:before="0" w:after="0" w:line="288" w:lineRule="auto"/>
         <w:jc w:val="left"/>
       </w:pPr>
       <w:r>
@@ -152,7 +152,7 @@
     </w:p>
     <w:p>
       <w:pPr>
-        <w:spacing w:before="0" w:after="0" w:line="300" w:lineRule="auto"/>
+        <w:spacing w:before="0" w:after="0" w:line="288" w:lineRule="auto"/>
         <w:jc w:val="left"/>
       </w:pPr>
       <w:r>
@@ -389,7 +389,7 @@
     </w:rPrDefault>
     <w:pPrDefault>
       <w:pPr>
-        <w:spacing w:before="0" w:after="0" w:line="300" w:lineRule="auto"/>
+        <w:spacing w:before="0" w:after="0" w:line="288" w:lineRule="auto"/>
       </w:pPr>
     </w:pPrDefault>
   </w:docDefaults>
